--- a/content-pipeline/06-word-documents/01-vietnamese-word/010_ca-phe-chung-cu-gan-ben-thanh.docx
+++ b/content-pipeline/06-word-documents/01-vietnamese-word/010_ca-phe-chung-cu-gan-ben-thanh.docx
@@ -157,7 +157,7 @@
           <w:color w:val="1B365D"/>
           <w:sz w:val="32"/>
         </w:rPr>
-        <w:t>1. Dẫn Nhập: Sức Hút Của Những "Tổ Chim Cú" Trên Tầng Lầu Cổ</w:t>
+        <w:t>Dẫn Nhập: Sức Hút Của Những "Tổ Chim Cú" Trên Tầng Lầu Cổ</w:t>
       </w:r>
     </w:p>
     <w:p>
@@ -210,7 +210,7 @@
           <w:color w:val="1B365D"/>
           <w:sz w:val="32"/>
         </w:rPr>
-        <w:t>2. Nguồn Gốc Lịch Sử: Sự Tái Sinh Của Các Khu Cư Xá Trung Tâm</w:t>
+        <w:t>Nguồn Gốc Lịch Sử: Sự Tái Sinh Của Các Khu Cư Xá Trung Tâm</w:t>
       </w:r>
     </w:p>
     <w:p>
@@ -311,7 +311,7 @@
           <w:color w:val="1B365D"/>
           <w:sz w:val="32"/>
         </w:rPr>
-        <w:t>3. Top 4 Tòa Chung Cư Cà Phê Di Sản Tiêu Biểu Quanh Bến Thành</w:t>
+        <w:t>Top 4 Tòa Chung Cư Cà Phê Di Sản Tiêu Biểu Quanh Bến Thành</w:t>
       </w:r>
     </w:p>
     <w:p>
@@ -339,7 +339,7 @@
           <w:color w:val="D97706"/>
           <w:sz w:val="26"/>
         </w:rPr>
-        <w:t>1. Chung Cư 42 Tôn Thất Thiệp – Không Gian Nghệ Thuật &amp; Hoài Niệm</w:t>
+        <w:t>Chung Cư 42 Tôn Thất Thiệp – Không Gian Nghệ Thuật &amp; Hoài Niệm</w:t>
       </w:r>
     </w:p>
     <w:p>
@@ -459,7 +459,7 @@
           <w:color w:val="D97706"/>
           <w:sz w:val="26"/>
         </w:rPr>
-        <w:t>2. Chung Cư 26 Lý Tự Trọng – Điểm Hẹn Của Giới Sáng Tạo</w:t>
+        <w:t>Chung Cư 26 Lý Tự Trọng – Điểm Hẹn Của Giới Sáng Tạo</w:t>
       </w:r>
     </w:p>
     <w:p>
@@ -579,7 +579,7 @@
           <w:color w:val="D97706"/>
           <w:sz w:val="26"/>
         </w:rPr>
-        <w:t>3. Chung Cư 14 Tôn Thất Đạm – Nốt Trầm Lắng Đọng Bên Bờ Kênh</w:t>
+        <w:t>Chung Cư 14 Tôn Thất Đạm – Nốt Trầm Lắng Đọng Bên Bờ Kênh</w:t>
       </w:r>
     </w:p>
     <w:p>
@@ -699,7 +699,7 @@
           <w:color w:val="D97706"/>
           <w:sz w:val="26"/>
         </w:rPr>
-        <w:t>4. Dãy Cư Xá Ban Công Đường Pasteur &amp; Lê Lợi</w:t>
+        <w:t>Dãy Cư Xá Ban Công Đường Pasteur &amp; Lê Lợi</w:t>
       </w:r>
     </w:p>
     <w:p>
@@ -808,7 +808,7 @@
           <w:color w:val="1B365D"/>
           <w:sz w:val="32"/>
         </w:rPr>
-        <w:t>4. Ma Trận Đồ Uống: Từ Phin Truyền Thống Đến Cà Phê Thủ Công Đương Đại</w:t>
+        <w:t>Ma Trận Đồ Uống: Từ Phin Truyền Thống Đến Cà Phê Thủ Công Đương Đại</w:t>
       </w:r>
     </w:p>
     <w:p>
@@ -1514,7 +1514,7 @@
           <w:color w:val="1B365D"/>
           <w:sz w:val="32"/>
         </w:rPr>
-        <w:t>5. Cẩm Nang Văn Hóa Ứng Xử Cho Người Lữ Khách Tinh Tế</w:t>
+        <w:t>Cẩm Nang Văn Hóa Ứng Xử Cho Người Lữ Khách Tinh Tế</w:t>
       </w:r>
     </w:p>
     <w:p>
@@ -1716,7 +1716,7 @@
           <w:color w:val="1B365D"/>
           <w:sz w:val="32"/>
         </w:rPr>
-        <w:t>6. Lời Kết: Tìm Lại Nốt Lặng Giữa Trung Tâm Hoa Lệ</w:t>
+        <w:t>Lời Kết: Tìm Lại Nốt Lặng Giữa Trung Tâm Hoa Lệ</w:t>
       </w:r>
     </w:p>
     <w:p>

--- a/content-pipeline/06-word-documents/01-vietnamese-word/010_ca-phe-chung-cu-gan-ben-thanh.docx
+++ b/content-pipeline/06-word-documents/01-vietnamese-word/010_ca-phe-chung-cu-gan-ben-thanh.docx
@@ -157,7 +157,7 @@
           <w:color w:val="1B365D"/>
           <w:sz w:val="32"/>
         </w:rPr>
-        <w:t>Dẫn Nhập: Sức Hút Của Những "Tổ Chim Cú" Trên Tầng Lầu Cổ</w:t>
+        <w:t>Sức Hút Của Những "Tổ Chim Cú" Trên Tầng Lầu Cổ</w:t>
       </w:r>
     </w:p>
     <w:p>
@@ -579,7 +579,7 @@
           <w:color w:val="D97706"/>
           <w:sz w:val="26"/>
         </w:rPr>
-        <w:t>Chung Cư 14 Tôn Thất Đạm – Nốt Trầm Lắng Đọng Bên Bờ Kênh</w:t>
+        <w:t>Chung Cư 14 Tôn Thất Đạm – Góc Bình Yên Bên Bờ Kênh Cũ</w:t>
       </w:r>
     </w:p>
     <w:p>
@@ -1514,7 +1514,7 @@
           <w:color w:val="1B365D"/>
           <w:sz w:val="32"/>
         </w:rPr>
-        <w:t>Cẩm Nang Văn Hóa Ứng Xử Cho Người Lữ Khách Tinh Tế</w:t>
+        <w:t>Cẩm Nang Văn Hóa Ứng Xử Cho Du Khách</w:t>
       </w:r>
     </w:p>
     <w:p>

--- a/content-pipeline/06-word-documents/01-vietnamese-word/010_ca-phe-chung-cu-gan-ben-thanh.docx
+++ b/content-pipeline/06-word-documents/01-vietnamese-word/010_ca-phe-chung-cu-gan-ben-thanh.docx
@@ -1706,6 +1706,296 @@
     </w:p>
     <w:p>
       <w:pPr>
+        <w:spacing w:before="120" w:after="120"/>
+        <w:jc w:val="center"/>
+      </w:pPr>
+      <w:r>
+        <w:rPr>
+          <w:color w:val="CBD5E1"/>
+        </w:rPr>
+        <w:t>―――――――――――――――――――――――――――――――――――――――――――――</w:t>
+      </w:r>
+    </w:p>
+    <w:p>
+      <w:pPr>
+        <w:keepNext/>
+        <w:spacing w:before="320" w:after="120" w:line="276" w:lineRule="auto"/>
+      </w:pPr>
+      <w:r>
+        <w:rPr>
+          <w:rFonts w:ascii="Calibri" w:hAnsi="Calibri"/>
+          <w:b/>
+          <w:color w:val="1B365D"/>
+          <w:sz w:val="32"/>
+        </w:rPr>
+        <w:t>🗺️ Liên Kết Hành Trình &amp; Điểm Đến Lân Cận</w:t>
+      </w:r>
+    </w:p>
+    <w:p>
+      <w:pPr>
+        <w:spacing w:before="40" w:after="120" w:line="276" w:lineRule="auto"/>
+      </w:pPr>
+      <w:r>
+        <w:rPr>
+          <w:rFonts w:ascii="Calibri" w:hAnsi="Calibri"/>
+          <w:color w:val="1E293B"/>
+          <w:sz w:val="21"/>
+        </w:rPr>
+        <w:t>Để tối ưu hành trình khám phá khu vực trung tâm Bến Thành, mời bạn tham khảo thêm các cẩm nang chuyên sâu liên quan:</w:t>
+      </w:r>
+      <w:r>
+        <w:rPr>
+          <w:rFonts w:ascii="Calibri" w:hAnsi="Calibri"/>
+          <w:color w:val="1E293B"/>
+          <w:sz w:val="21"/>
+        </w:rPr>
+      </w:r>
+      <w:r>
+        <w:rPr>
+          <w:rFonts w:ascii="Calibri" w:hAnsi="Calibri"/>
+          <w:color w:val="1E293B"/>
+          <w:sz w:val="21"/>
+        </w:rPr>
+        <w:br/>
+        <w:t xml:space="preserve">- </w:t>
+      </w:r>
+      <w:r>
+        <w:rPr>
+          <w:rFonts w:ascii="Calibri" w:hAnsi="Calibri"/>
+          <w:b/>
+          <w:color w:val="1E293B"/>
+          <w:sz w:val="21"/>
+        </w:rPr>
+        <w:t>Địa điểm nổi tiếng quanh Bến Thành:</w:t>
+      </w:r>
+      <w:r>
+        <w:rPr>
+          <w:rFonts w:ascii="Calibri" w:hAnsi="Calibri"/>
+          <w:color w:val="1E293B"/>
+          <w:sz w:val="21"/>
+        </w:rPr>
+        <w:t xml:space="preserve"> tọa lạc trong cụm văn hóa di sản </w:t>
+      </w:r>
+      <w:r>
+        <w:rPr>
+          <w:rFonts w:ascii="Calibri" w:hAnsi="Calibri"/>
+          <w:color w:val="1E293B"/>
+          <w:sz w:val="21"/>
+          <w:u w:val="single"/>
+        </w:rPr>
+        <w:t>địa điểm nổi tiếng quanh Bến Thành</w:t>
+      </w:r>
+      <w:r>
+        <w:rPr>
+          <w:rFonts w:ascii="Calibri" w:hAnsi="Calibri"/>
+          <w:color w:val="1E293B"/>
+          <w:sz w:val="21"/>
+        </w:rPr>
+        <w:t>.</w:t>
+      </w:r>
+      <w:r>
+        <w:rPr>
+          <w:rFonts w:ascii="Calibri" w:hAnsi="Calibri"/>
+          <w:color w:val="1E293B"/>
+          <w:sz w:val="21"/>
+        </w:rPr>
+      </w:r>
+      <w:r>
+        <w:rPr>
+          <w:rFonts w:ascii="Calibri" w:hAnsi="Calibri"/>
+          <w:color w:val="1E293B"/>
+          <w:sz w:val="21"/>
+        </w:rPr>
+        <w:br/>
+        <w:t xml:space="preserve">- </w:t>
+      </w:r>
+      <w:r>
+        <w:rPr>
+          <w:rFonts w:ascii="Calibri" w:hAnsi="Calibri"/>
+          <w:b/>
+          <w:color w:val="1E293B"/>
+          <w:sz w:val="21"/>
+        </w:rPr>
+        <w:t>Bảo tàng Mỹ thuật TP.HCM:</w:t>
+      </w:r>
+      <w:r>
+        <w:rPr>
+          <w:rFonts w:ascii="Calibri" w:hAnsi="Calibri"/>
+          <w:color w:val="1E293B"/>
+          <w:sz w:val="21"/>
+        </w:rPr>
+        <w:t xml:space="preserve"> chỉ cách vài bước chân để sang tham quan </w:t>
+      </w:r>
+      <w:r>
+        <w:rPr>
+          <w:rFonts w:ascii="Calibri" w:hAnsi="Calibri"/>
+          <w:color w:val="1E293B"/>
+          <w:sz w:val="21"/>
+          <w:u w:val="single"/>
+        </w:rPr>
+        <w:t>Bảo tàng Mỹ thuật TP.HCM</w:t>
+      </w:r>
+      <w:r>
+        <w:rPr>
+          <w:rFonts w:ascii="Calibri" w:hAnsi="Calibri"/>
+          <w:color w:val="1E293B"/>
+          <w:sz w:val="21"/>
+        </w:rPr>
+        <w:t>.</w:t>
+      </w:r>
+      <w:r>
+        <w:rPr>
+          <w:rFonts w:ascii="Calibri" w:hAnsi="Calibri"/>
+          <w:color w:val="1E293B"/>
+          <w:sz w:val="21"/>
+        </w:rPr>
+      </w:r>
+      <w:r>
+        <w:rPr>
+          <w:rFonts w:ascii="Calibri" w:hAnsi="Calibri"/>
+          <w:color w:val="1E293B"/>
+          <w:sz w:val="21"/>
+        </w:rPr>
+        <w:br/>
+        <w:t xml:space="preserve">- </w:t>
+      </w:r>
+      <w:r>
+        <w:rPr>
+          <w:rFonts w:ascii="Calibri" w:hAnsi="Calibri"/>
+          <w:b/>
+          <w:color w:val="1E293B"/>
+          <w:sz w:val="21"/>
+        </w:rPr>
+        <w:t>Rooftop bar view chợ Bến Thành:</w:t>
+      </w:r>
+      <w:r>
+        <w:rPr>
+          <w:rFonts w:ascii="Calibri" w:hAnsi="Calibri"/>
+          <w:color w:val="1E293B"/>
+          <w:sz w:val="21"/>
+        </w:rPr>
+        <w:t xml:space="preserve"> thưởng thức đồ uống tầng cao ngắm hoàng hôn tại các quán </w:t>
+      </w:r>
+      <w:r>
+        <w:rPr>
+          <w:rFonts w:ascii="Calibri" w:hAnsi="Calibri"/>
+          <w:color w:val="1E293B"/>
+          <w:sz w:val="21"/>
+          <w:u w:val="single"/>
+        </w:rPr>
+        <w:t>rooftop bar view chợ Bến Thành</w:t>
+      </w:r>
+      <w:r>
+        <w:rPr>
+          <w:rFonts w:ascii="Calibri" w:hAnsi="Calibri"/>
+          <w:color w:val="1E293B"/>
+          <w:sz w:val="21"/>
+        </w:rPr>
+        <w:t>.</w:t>
+      </w:r>
+      <w:r>
+        <w:rPr>
+          <w:rFonts w:ascii="Calibri" w:hAnsi="Calibri"/>
+          <w:color w:val="1E293B"/>
+          <w:sz w:val="21"/>
+        </w:rPr>
+      </w:r>
+      <w:r>
+        <w:rPr>
+          <w:rFonts w:ascii="Calibri" w:hAnsi="Calibri"/>
+          <w:color w:val="1E293B"/>
+          <w:sz w:val="21"/>
+        </w:rPr>
+        <w:br/>
+        <w:t xml:space="preserve">- </w:t>
+      </w:r>
+      <w:r>
+        <w:rPr>
+          <w:rFonts w:ascii="Calibri" w:hAnsi="Calibri"/>
+          <w:b/>
+          <w:color w:val="1E293B"/>
+          <w:sz w:val="21"/>
+        </w:rPr>
+        <w:t>Lịch trình đi bộ Bến Thành 1 ngày:</w:t>
+      </w:r>
+      <w:r>
+        <w:rPr>
+          <w:rFonts w:ascii="Calibri" w:hAnsi="Calibri"/>
+          <w:color w:val="1E293B"/>
+          <w:sz w:val="21"/>
+        </w:rPr>
+        <w:t xml:space="preserve"> nghỉ chân thưởng thức cà phê giữa </w:t>
+      </w:r>
+      <w:r>
+        <w:rPr>
+          <w:rFonts w:ascii="Calibri" w:hAnsi="Calibri"/>
+          <w:color w:val="1E293B"/>
+          <w:sz w:val="21"/>
+          <w:u w:val="single"/>
+        </w:rPr>
+        <w:t>lịch trình đi bộ Bến Thành 1 ngày</w:t>
+      </w:r>
+      <w:r>
+        <w:rPr>
+          <w:rFonts w:ascii="Calibri" w:hAnsi="Calibri"/>
+          <w:color w:val="1E293B"/>
+          <w:sz w:val="21"/>
+        </w:rPr>
+        <w:t>.</w:t>
+      </w:r>
+      <w:r>
+        <w:rPr>
+          <w:rFonts w:ascii="Calibri" w:hAnsi="Calibri"/>
+          <w:color w:val="1E293B"/>
+          <w:sz w:val="21"/>
+        </w:rPr>
+      </w:r>
+      <w:r>
+        <w:rPr>
+          <w:rFonts w:ascii="Calibri" w:hAnsi="Calibri"/>
+          <w:color w:val="1E293B"/>
+          <w:sz w:val="21"/>
+        </w:rPr>
+        <w:br/>
+        <w:t xml:space="preserve">- </w:t>
+      </w:r>
+      <w:r>
+        <w:rPr>
+          <w:rFonts w:ascii="Calibri" w:hAnsi="Calibri"/>
+          <w:b/>
+          <w:color w:val="1E293B"/>
+          <w:sz w:val="21"/>
+        </w:rPr>
+        <w:t>Bãi gửi xe quanh chợ Bến Thành:</w:t>
+      </w:r>
+      <w:r>
+        <w:rPr>
+          <w:rFonts w:ascii="Calibri" w:hAnsi="Calibri"/>
+          <w:color w:val="1E293B"/>
+          <w:sz w:val="21"/>
+        </w:rPr>
+        <w:t xml:space="preserve"> chọn bãi gửi xe máy an toàn qua cẩm nang </w:t>
+      </w:r>
+      <w:r>
+        <w:rPr>
+          <w:rFonts w:ascii="Calibri" w:hAnsi="Calibri"/>
+          <w:color w:val="1E293B"/>
+          <w:sz w:val="21"/>
+          <w:u w:val="single"/>
+        </w:rPr>
+        <w:t>bãi gửi xe quanh chợ Bến Thành</w:t>
+      </w:r>
+      <w:r>
+        <w:rPr>
+          <w:rFonts w:ascii="Calibri" w:hAnsi="Calibri"/>
+          <w:color w:val="1E293B"/>
+          <w:sz w:val="21"/>
+        </w:rPr>
+        <w:t>.</w:t>
+      </w:r>
+    </w:p>
+    <w:p>
+      <w:pPr>
         <w:keepNext/>
         <w:spacing w:before="320" w:after="120" w:line="276" w:lineRule="auto"/>
       </w:pPr>
